--- a/controllers/output/student_669e26cb914378871b236164.docx
+++ b/controllers/output/student_669e26cb914378871b236164.docx
@@ -1151,7 +1151,7 @@
               <w:pStyle w:val="Titre1"/>
             </w:pPr>
             <w:r>
-              <w:t xml:space="preserve">undefined</w:t>
+              <w:t xml:space="preserve">Halimo</w:t>
             </w:r>
             <w:r>
               <w:t/>
@@ -1165,7 +1165,7 @@
             <w:bookmarkStart w:id="0" w:name="_GoBack"/>
             <w:bookmarkEnd w:id="0"/>
             <w:r>
-              <w:t xml:space="preserve">undefined</w:t>
+              <w:t xml:space="preserve">Karimo</w:t>
             </w:r>
             <w:r>
               <w:t/>
@@ -1206,7 +1206,7 @@
               <w:pStyle w:val="Titre3"/>
             </w:pPr>
             <w:r>
-              <w:t xml:space="preserve">undefined</w:t>
+              <w:t xml:space="preserve">N/A</w:t>
             </w:r>
           </w:p>
         </w:tc>
